--- a/docs/KARTA_CAM_TATA_20260327.docx
+++ b/docs/KARTA_CAM_TATA_20260327.docx
@@ -363,7 +363,7 @@
         <w:pStyle w:val="Heading2"/>
       </w:pPr>
       <w:r>
-        <w:t>Data quality score: 8.4/100.</w:t>
+        <w:t>Data quality score: 0.0/100.</w:t>
       </w:r>
     </w:p>
     <w:p>
@@ -1054,11 +1054,6 @@
         <w:t>2. Additional Collateral Required: Collateral coverage ratio minimum 1.5x of loan amount. Current gap estimated at ₹6172.8 Lakhs based on PD of 52.4%.</w:t>
       </w:r>
     </w:p>
-    <w:p>
-      <w:r>
-        <w:t>3. Document Resubmission: Current OCR confidence score is 8.4%. CA-certified financial statements with seal required within 15 days of sanction.</w:t>
-      </w:r>
-    </w:p>
     <w:sectPr>
       <w:headerReference w:type="default" r:id="rId9"/>
       <w:footerReference w:type="default" r:id="rId10"/>
